--- a/word_reports/LP_0280_위치_430_Pointer Sisters_Energy.docx
+++ b/word_reports/LP_0280_위치_430_Pointer Sisters_Energy.docx
@@ -4,7 +4,7 @@
   <w:body>
     <w:p>
       <w:pPr>
-        <w:spacing w:after="280"/>
+        <w:spacing w:after="80"/>
       </w:pPr>
       <w:r>
         <w:rPr w:rFonts="맑은 고딕">
@@ -13,94 +13,47 @@
           <w:color w:val="1E3A8A"/>
           <w:sz w:val="30"/>
         </w:rPr>
-        <w:t>[430] Pointer Sisters - Energy</w:t>
+        <w:t>Pointer Sisters (포인터 시스터즈) - Energy</w:t>
       </w:r>
     </w:p>
     <w:p>
       <w:pPr>
-        <w:spacing w:after="320"/>
+        <w:spacing w:after="240"/>
       </w:pPr>
       <w:r>
         <w:rPr w:rFonts="맑은 고딕">
           <w:rFonts w:ascii="맑은 고딕" w:hAnsi="맑은 고딕" w:eastAsia="맑은 고딕"/>
           <w:b/>
-          <w:sz w:val="20"/>
+          <w:color w:val="4B5563"/>
+          <w:sz w:val="22"/>
         </w:rPr>
-        <w:t>■ 위치 : 430</w:t>
-        <w:br/>
-      </w:r>
-      <w:r>
-        <w:rPr w:rFonts="맑은 고딕">
-          <w:rFonts w:ascii="맑은 고딕" w:hAnsi="맑은 고딕" w:eastAsia="맑은 고딕"/>
-          <w:b/>
-          <w:sz w:val="20"/>
-        </w:rPr>
-        <w:t>■ 아티스트 : Pointer Sisters</w:t>
-        <w:br/>
-      </w:r>
-      <w:r>
-        <w:rPr w:rFonts="맑은 고딕">
-          <w:rFonts w:ascii="맑은 고딕" w:hAnsi="맑은 고딕" w:eastAsia="맑은 고딕"/>
-          <w:b/>
-          <w:sz w:val="20"/>
-        </w:rPr>
-        <w:t>■ 앨범명 : Energy</w:t>
-        <w:br/>
-      </w:r>
-      <w:r>
-        <w:rPr w:rFonts="맑은 고딕">
-          <w:rFonts w:ascii="맑은 고딕" w:hAnsi="맑은 고딕" w:eastAsia="맑은 고딕"/>
-          <w:b w:val="0"/>
-          <w:sz w:val="20"/>
-        </w:rPr>
-        <w:t>■ 음반 레이블 : Planet Records</w:t>
-        <w:br/>
-      </w:r>
-      <w:r>
-        <w:rPr w:rFonts="맑은 고딕">
-          <w:rFonts w:ascii="맑은 고딕" w:hAnsi="맑은 고딕" w:eastAsia="맑은 고딕"/>
-          <w:b w:val="0"/>
-          <w:sz w:val="20"/>
-        </w:rPr>
-        <w:t>■ 발매년도 : 1978</w:t>
-        <w:br/>
-      </w:r>
-      <w:r>
-        <w:rPr w:rFonts="맑은 고딕">
-          <w:rFonts w:ascii="맑은 고딕" w:hAnsi="맑은 고딕" w:eastAsia="맑은 고딕"/>
-          <w:b w:val="0"/>
-          <w:sz w:val="20"/>
-        </w:rPr>
-        <w:t>■ 장르 : 팝 록(Pop Rock), 팝 소울(Pop Soul), R&amp;B</w:t>
-        <w:br/>
-      </w:r>
-      <w:r>
-        <w:rPr w:rFonts="맑은 고딕">
-          <w:rFonts w:ascii="맑은 고딕" w:hAnsi="맑은 고딕" w:eastAsia="맑은 고딕"/>
-          <w:b w:val="0"/>
-          <w:sz w:val="20"/>
-        </w:rPr>
-        <w:t>■ 주요 수록곡 : 1. Fire</w:t>
-        <w:br/>
+        <w:t>위치 :  430</w:t>
       </w:r>
     </w:p>
     <w:p>
       <w:pPr>
-        <w:spacing w:after="160"/>
+        <w:spacing w:line="324" w:lineRule="auto" w:before="80" w:after="160"/>
       </w:pPr>
       <w:r>
         <w:rPr w:rFonts="맑은 고딕">
           <w:rFonts w:ascii="맑은 고딕" w:hAnsi="맑은 고딕" w:eastAsia="맑은 고딕"/>
           <w:b/>
           <w:color w:val="1F2937"/>
-          <w:sz w:val="24"/>
+          <w:sz w:val="22"/>
         </w:rPr>
-        <w:t>■ 음반 해설 및 감상 가이드</w:t>
+        <w:t xml:space="preserve">[음반 소개] </w:t>
+      </w:r>
+      <w:r>
+        <w:rPr w:rFonts="맑은 고딕">
+          <w:rFonts w:ascii="맑은 고딕" w:hAnsi="맑은 고딕" w:eastAsia="맑은 고딕"/>
+          <w:b w:val="0"/>
+          <w:sz w:val="21"/>
+        </w:rPr>
       </w:r>
     </w:p>
     <w:p>
       <w:pPr>
-        <w:spacing w:line="312" w:lineRule="auto" w:after="120"/>
+        <w:spacing w:line="324" w:lineRule="auto" w:after="120"/>
       </w:pPr>
       <w:r>
         <w:rPr w:rFonts="맑은 고딕">
@@ -108,51 +61,608 @@
           <w:b w:val="0"/>
           <w:sz w:val="21"/>
         </w:rPr>
-        <w:t>1978년에 발표된 포인터 시스터즈(Pointer Sisters)의 다섯 번째 스튜디오 앨범 《Energy》는 팀의 음악적 전환점이자 제2의 황금기를 열어젖힌 이정표와 같은 명반입니다. 막내 보니 포인터의 탈퇴로 3인조(아니타, 루스, 준)로 재편된 이들은 명프로듀서 리처드 페리(Richard Perry)가 설립한 플래닛 레코드(Planet Records)의 첫 아티스트로 계약하며 본 작을 선보였습니다. 데뷔 초기 선보였던 1940년대풍 재즈와 스윙 노스탤지어 스타일에서 벗어나, 당대 서구 대중음악의 중심이었던 록과 세련된 팝 소울을 전면에 내세우며 한층 현대적이고 도시적인 감각으로 충만한 사운드를 완성했습니다.</w:t>
+        <w:t>1978년, 포인터 시스터즈가 명프로듀서 리처드 페리와 손을 잡고 빚어낸 [Energy]는 이들의 찬란한 음악 여정에서 가장 눈부신 변곡점을 기록한 명반입니다. 초기 재즈와 노스탤직 소울의 그늘을 벗어나 팝과 록의 세련된 어법을 수혈받은 이 앨범은, 세 자매가 토해내는 매혹적인 하모니를 통해 흑인 여성 보컬 그룹의 새로운 지평을 열어젖혔습니다. 브루스 스프링스틴의 숨결을 관능과 열정으로 재해석한 'Fire'를 필두로, 앨범 전체를 관통하는 유려한 그루브와 서정성은 반세기가 흐른 지금도 턴테이블 위에서 바래지 않는 황홀한 온기를 뿜어냅니다.</w:t>
       </w:r>
     </w:p>
     <w:p>
       <w:pPr>
-        <w:spacing w:line="312" w:lineRule="auto" w:after="120"/>
+        <w:spacing w:line="324" w:lineRule="auto" w:before="200" w:after="80"/>
       </w:pPr>
+      <w:r>
+        <w:rPr w:rFonts="맑은 고딕">
+          <w:rFonts w:ascii="맑은 고딕" w:hAnsi="맑은 고딕" w:eastAsia="맑은 고딕"/>
+          <w:b/>
+          <w:color w:val="1E3A8A"/>
+          <w:sz w:val="24"/>
+        </w:rPr>
+        <w:t>1. 음반 데이터</w:t>
+      </w:r>
+    </w:p>
+    <w:p>
+      <w:pPr>
+        <w:spacing w:line="324" w:lineRule="auto" w:after="80"/>
+      </w:pPr>
+      <w:r>
+        <w:rPr w:rFonts="맑은 고딕">
+          <w:rFonts w:ascii="맑은 고딕" w:hAnsi="맑은 고딕" w:eastAsia="맑은 고딕"/>
+          <w:b w:val="0"/>
+          <w:color w:val="6B7280"/>
+          <w:sz w:val="21"/>
+        </w:rPr>
+        <w:t xml:space="preserve">· </w:t>
+      </w:r>
+      <w:r>
+        <w:rPr w:rFonts="맑은 고딕">
+          <w:rFonts w:ascii="맑은 고딕" w:hAnsi="맑은 고딕" w:eastAsia="맑은 고딕"/>
+          <w:b/>
+          <w:color w:val="1F2937"/>
+          <w:sz w:val="21"/>
+        </w:rPr>
+        <w:t xml:space="preserve">앨범명: </w:t>
+      </w:r>
       <w:r>
         <w:rPr w:rFonts="맑은 고딕">
           <w:rFonts w:ascii="맑은 고딕" w:hAnsi="맑은 고딕" w:eastAsia="맑은 고딕"/>
           <w:b w:val="0"/>
           <w:sz w:val="21"/>
         </w:rPr>
-        <w:t>앨범은 타이틀 《Energy》가 암시하듯 삼자삼색의 폭발적인 보컬 에너지가 세련된 프로덕션과 완벽한 조화를 이룹니다. 프로듀서 리처드 페리의 탁월한 조율 아래, 록과 R&amp;B의 경계를 허무는 유연한 편곡이 앨범 전체를 관통합니다. 수록곡의 면면을 살펴보면 브루스 스프링스틴, 롤링 스톤스, 슬라이 앤 더 패밀리 스톤, 플리트우드 맥 등 당대 거장들의 명곡을 적극적으로 재해석하고 있습니다. 포인터 시스터즈는 원곡이 가진 독창성을 존중하면서도 자신들만의 독보적인 소울풀한 화성과 리드미컬한 감각을 입혀 완전히 새로운 차원의 유쾌하고 감각적인 곡들로 재탄생시켰습니다.</w:t>
+        <w:t>Energy</w:t>
       </w:r>
     </w:p>
     <w:p>
       <w:pPr>
-        <w:spacing w:line="312" w:lineRule="auto" w:after="120"/>
+        <w:spacing w:line="324" w:lineRule="auto" w:after="80"/>
       </w:pPr>
+      <w:r>
+        <w:rPr w:rFonts="맑은 고딕">
+          <w:rFonts w:ascii="맑은 고딕" w:hAnsi="맑은 고딕" w:eastAsia="맑은 고딕"/>
+          <w:b w:val="0"/>
+          <w:color w:val="6B7280"/>
+          <w:sz w:val="21"/>
+        </w:rPr>
+        <w:t xml:space="preserve">· </w:t>
+      </w:r>
+      <w:r>
+        <w:rPr w:rFonts="맑은 고딕">
+          <w:rFonts w:ascii="맑은 고딕" w:hAnsi="맑은 고딕" w:eastAsia="맑은 고딕"/>
+          <w:b/>
+          <w:color w:val="1F2937"/>
+          <w:sz w:val="21"/>
+        </w:rPr>
+        <w:t xml:space="preserve">아티스트: </w:t>
+      </w:r>
       <w:r>
         <w:rPr w:rFonts="맑은 고딕">
           <w:rFonts w:ascii="맑은 고딕" w:hAnsi="맑은 고딕" w:eastAsia="맑은 고딕"/>
           <w:b w:val="0"/>
           <w:sz w:val="21"/>
         </w:rPr>
-        <w:t>본 작의 백미는 단연 빌보드 싱글 차트 2위에 오르며 그룹 최대의 히트곡으로 자리 잡은 "Fire"입니다. 브루스 스프링스틴이 작곡한 이 곡에서 아니타 포인터의 관능적이면서도 깊이 있는 리드 보컬과 세 자매가 만들어내는 은은하고 밀도 높은 백업 화성은 듣는 이의 감성을 단숨에 사로잡습니다. 또한 앨런 투생의 명곡을 재해석하여 딥 소울의 정수를 보여주는 "Happiness", 영국식 록 클래식을 그들만의 따스한 소울 감성으로 채색한 "As Tears Go By"와 "Hypnotized" 등 수록곡 전반에 걸쳐 고혹적인 보컬 테크닉이 눈부시게 빛을 발합니다.</w:t>
+        <w:t>Pointer Sisters (포인터 시스터즈)</w:t>
       </w:r>
     </w:p>
     <w:p>
       <w:pPr>
-        <w:spacing w:line="312" w:lineRule="auto" w:after="120"/>
+        <w:spacing w:line="324" w:lineRule="auto" w:after="80"/>
       </w:pPr>
+      <w:r>
+        <w:rPr w:rFonts="맑은 고딕">
+          <w:rFonts w:ascii="맑은 고딕" w:hAnsi="맑은 고딕" w:eastAsia="맑은 고딕"/>
+          <w:b w:val="0"/>
+          <w:color w:val="6B7280"/>
+          <w:sz w:val="21"/>
+        </w:rPr>
+        <w:t xml:space="preserve">· </w:t>
+      </w:r>
+      <w:r>
+        <w:rPr w:rFonts="맑은 고딕">
+          <w:rFonts w:ascii="맑은 고딕" w:hAnsi="맑은 고딕" w:eastAsia="맑은 고딕"/>
+          <w:b/>
+          <w:color w:val="1F2937"/>
+          <w:sz w:val="21"/>
+        </w:rPr>
+        <w:t xml:space="preserve">발매 정보: </w:t>
+      </w:r>
       <w:r>
         <w:rPr w:rFonts="맑은 고딕">
           <w:rFonts w:ascii="맑은 고딕" w:hAnsi="맑은 고딕" w:eastAsia="맑은 고딕"/>
           <w:b w:val="0"/>
           <w:sz w:val="21"/>
         </w:rPr>
-        <w:t>《Energy》는 단순한 장르적 변신을 넘어, 포인터 시스터즈라는 아티스트가 지닌 한계 없는 음악적 외연을 입증한 수작입니다. 아날로그 LP로 감상할 때 느껴지는 1970년대 후반 특유의 따스하고 풍성한 입체적 사운드와 세 자매가 완성하는 완벽한 하모니의 질감은 대단히 유려합니다. 세련된 팝 록과 소울의 경계에서 펼쳐지는 정제된 에너지를 선사하는 이 음반은, 70-80년대 대중음악의 진수를 음미하고자 하는 음반 수집가에게 절대로 놓칠 수 없는 깊은 울림을 제공할 것입니다.</w:t>
+        <w:t>1978년 11월, 명프로듀서 리처드 페리가 설립한 신흥 명문 레이블 '플래닛 레코즈(Planet Records)'의 첫 번째 공식 발매작으로 세상에 공개되었습니다. 4인조에서 보니 포인터가 솔로 독립한 후, 아니타, 루스, 준 3인조로 재편된 자매들이 정통 흑인 음악에서 록과 컨템포러리 팝 사운드로의 과감한 음악적 변신을 선언한 역사적 앨범입니다.</w:t>
+      </w:r>
+    </w:p>
+    <w:p>
+      <w:pPr>
+        <w:spacing w:line="324" w:lineRule="auto" w:after="80"/>
+      </w:pPr>
+      <w:r>
+        <w:rPr w:rFonts="맑은 고딕">
+          <w:rFonts w:ascii="맑은 고딕" w:hAnsi="맑은 고딕" w:eastAsia="맑은 고딕"/>
+          <w:b w:val="0"/>
+          <w:color w:val="6B7280"/>
+          <w:sz w:val="21"/>
+        </w:rPr>
+        <w:t xml:space="preserve">· </w:t>
+      </w:r>
+      <w:r>
+        <w:rPr w:rFonts="맑은 고딕">
+          <w:rFonts w:ascii="맑은 고딕" w:hAnsi="맑은 고딕" w:eastAsia="맑은 고딕"/>
+          <w:b/>
+          <w:color w:val="1F2937"/>
+          <w:sz w:val="21"/>
+        </w:rPr>
+        <w:t xml:space="preserve">LP 인기도(판매량): </w:t>
+      </w:r>
+      <w:r>
+        <w:rPr w:rFonts="맑은 고딕">
+          <w:rFonts w:ascii="맑은 고딕" w:hAnsi="맑은 고딕" w:eastAsia="맑은 고딕"/>
+          <w:b w:val="0"/>
+          <w:sz w:val="21"/>
+        </w:rPr>
+        <w:t>빌보드 200 앨범 차트 13위, R&amp;B 앨범 차트 9위에 오르며 미국 음반산업협회(RIAA)로부터 50만 장 이상의 판매고를 인정받아 골드(Gold) 디스크를 획득했습니다. 특히 싱글 'Fire'는 빌보드 핫 100 차트 2위까지 치솟으며 밀리언셀러를 기록, 전 세계적인 히트를 기록했습니다.</w:t>
+      </w:r>
+    </w:p>
+    <w:p>
+      <w:pPr>
+        <w:spacing w:line="324" w:lineRule="auto" w:after="80"/>
+      </w:pPr>
+      <w:r>
+        <w:rPr w:rFonts="맑은 고딕">
+          <w:rFonts w:ascii="맑은 고딕" w:hAnsi="맑은 고딕" w:eastAsia="맑은 고딕"/>
+          <w:b w:val="0"/>
+          <w:color w:val="6B7280"/>
+          <w:sz w:val="21"/>
+        </w:rPr>
+        <w:t xml:space="preserve">· </w:t>
+      </w:r>
+      <w:r>
+        <w:rPr w:rFonts="맑은 고딕">
+          <w:rFonts w:ascii="맑은 고딕" w:hAnsi="맑은 고딕" w:eastAsia="맑은 고딕"/>
+          <w:b/>
+          <w:color w:val="1F2937"/>
+          <w:sz w:val="21"/>
+        </w:rPr>
+        <w:t xml:space="preserve">각종 수상경력: </w:t>
+      </w:r>
+      <w:r>
+        <w:rPr w:rFonts="맑은 고딕">
+          <w:rFonts w:ascii="맑은 고딕" w:hAnsi="맑은 고딕" w:eastAsia="맑은 고딕"/>
+          <w:b w:val="0"/>
+          <w:sz w:val="21"/>
+        </w:rPr>
+        <w:t>팝과 록, R&amp;B의 경계를 허문 혁신적 사운드로 평단의 일치된 극찬을 받았으며, 브루스 스프링스틴, 스틸리 댄, 앨런 투산 등의 명곡을 독창적으로 소화해 냄으로써 이듬해 그래미 어워드 노미네이트와 더불어 80년대 메가 팝스타로 발돋움하는 결정적 발판이 되었습니다.</w:t>
+      </w:r>
+    </w:p>
+    <w:p>
+      <w:pPr>
+        <w:spacing w:line="324" w:lineRule="auto" w:before="200" w:after="80"/>
+      </w:pPr>
+      <w:r>
+        <w:rPr w:rFonts="맑은 고딕">
+          <w:rFonts w:ascii="맑은 고딕" w:hAnsi="맑은 고딕" w:eastAsia="맑은 고딕"/>
+          <w:b/>
+          <w:color w:val="1E3A8A"/>
+          <w:sz w:val="24"/>
+        </w:rPr>
+        <w:t>2. 아티스트 정보</w:t>
+      </w:r>
+    </w:p>
+    <w:p>
+      <w:pPr>
+        <w:spacing w:line="324" w:lineRule="auto" w:after="80"/>
+      </w:pPr>
+      <w:r>
+        <w:rPr w:rFonts="맑은 고딕">
+          <w:rFonts w:ascii="맑은 고딕" w:hAnsi="맑은 고딕" w:eastAsia="맑은 고딕"/>
+          <w:b w:val="0"/>
+          <w:color w:val="6B7280"/>
+          <w:sz w:val="21"/>
+        </w:rPr>
+        <w:t xml:space="preserve">· </w:t>
+      </w:r>
+      <w:r>
+        <w:rPr w:rFonts="맑은 고딕">
+          <w:rFonts w:ascii="맑은 고딕" w:hAnsi="맑은 고딕" w:eastAsia="맑은 고딕"/>
+          <w:b/>
+          <w:color w:val="1F2937"/>
+          <w:sz w:val="21"/>
+        </w:rPr>
+        <w:t xml:space="preserve">국적: </w:t>
+      </w:r>
+      <w:r>
+        <w:rPr w:rFonts="맑은 고딕">
+          <w:rFonts w:ascii="맑은 고딕" w:hAnsi="맑은 고딕" w:eastAsia="맑은 고딕"/>
+          <w:b w:val="0"/>
+          <w:sz w:val="21"/>
+        </w:rPr>
+        <w:t>미국 (USA)</w:t>
+      </w:r>
+    </w:p>
+    <w:p>
+      <w:pPr>
+        <w:spacing w:line="324" w:lineRule="auto" w:after="80"/>
+      </w:pPr>
+      <w:r>
+        <w:rPr w:rFonts="맑은 고딕">
+          <w:rFonts w:ascii="맑은 고딕" w:hAnsi="맑은 고딕" w:eastAsia="맑은 고딕"/>
+          <w:b w:val="0"/>
+          <w:color w:val="6B7280"/>
+          <w:sz w:val="21"/>
+        </w:rPr>
+        <w:t xml:space="preserve">· </w:t>
+      </w:r>
+      <w:r>
+        <w:rPr w:rFonts="맑은 고딕">
+          <w:rFonts w:ascii="맑은 고딕" w:hAnsi="맑은 고딕" w:eastAsia="맑은 고딕"/>
+          <w:b/>
+          <w:color w:val="1F2937"/>
+          <w:sz w:val="21"/>
+        </w:rPr>
+        <w:t xml:space="preserve">생몰년도: </w:t>
+      </w:r>
+      <w:r>
+        <w:rPr w:rFonts="맑은 고딕">
+          <w:rFonts w:ascii="맑은 고딕" w:hAnsi="맑은 고딕" w:eastAsia="맑은 고딕"/>
+          <w:b w:val="0"/>
+          <w:sz w:val="21"/>
+        </w:rPr>
+        <w:t>1969년 결성 (준 포인터: 1953~2006 / 아니타 포인터: 1948~2022 / 보니 포인터: 1950~2020)</w:t>
+      </w:r>
+    </w:p>
+    <w:p>
+      <w:pPr>
+        <w:spacing w:line="324" w:lineRule="auto" w:after="80"/>
+      </w:pPr>
+      <w:r>
+        <w:rPr w:rFonts="맑은 고딕">
+          <w:rFonts w:ascii="맑은 고딕" w:hAnsi="맑은 고딕" w:eastAsia="맑은 고딕"/>
+          <w:b w:val="0"/>
+          <w:color w:val="6B7280"/>
+          <w:sz w:val="21"/>
+        </w:rPr>
+        <w:t xml:space="preserve">· </w:t>
+      </w:r>
+      <w:r>
+        <w:rPr w:rFonts="맑은 고딕">
+          <w:rFonts w:ascii="맑은 고딕" w:hAnsi="맑은 고딕" w:eastAsia="맑은 고딕"/>
+          <w:b/>
+          <w:color w:val="1F2937"/>
+          <w:sz w:val="21"/>
+        </w:rPr>
+        <w:t xml:space="preserve">그룹 소속: </w:t>
+      </w:r>
+      <w:r>
+        <w:rPr w:rFonts="맑은 고딕">
+          <w:rFonts w:ascii="맑은 고딕" w:hAnsi="맑은 고딕" w:eastAsia="맑은 고딕"/>
+          <w:b w:val="0"/>
+          <w:sz w:val="21"/>
+        </w:rPr>
+        <w:t>보컬 그룹 (포인터 시스터즈)</w:t>
+      </w:r>
+    </w:p>
+    <w:p>
+      <w:pPr>
+        <w:spacing w:line="324" w:lineRule="auto" w:after="80"/>
+      </w:pPr>
+      <w:r>
+        <w:rPr w:rFonts="맑은 고딕">
+          <w:rFonts w:ascii="맑은 고딕" w:hAnsi="맑은 고딕" w:eastAsia="맑은 고딕"/>
+          <w:b w:val="0"/>
+          <w:color w:val="6B7280"/>
+          <w:sz w:val="21"/>
+        </w:rPr>
+        <w:t xml:space="preserve">· </w:t>
+      </w:r>
+      <w:r>
+        <w:rPr w:rFonts="맑은 고딕">
+          <w:rFonts w:ascii="맑은 고딕" w:hAnsi="맑은 고딕" w:eastAsia="맑은 고딕"/>
+          <w:b/>
+          <w:color w:val="1F2937"/>
+          <w:sz w:val="21"/>
+        </w:rPr>
+        <w:t xml:space="preserve">아티스트 소개: </w:t>
+      </w:r>
+      <w:r>
+        <w:rPr w:rFonts="맑은 고딕">
+          <w:rFonts w:ascii="맑은 고딕" w:hAnsi="맑은 고딕" w:eastAsia="맑은 고딕"/>
+          <w:b w:val="0"/>
+          <w:sz w:val="21"/>
+        </w:rPr>
+        <w:t>캘리포니아 오클랜드 출신의 친자매들로 구성된 포인터 시스터즈는 재즈 스캣과 델타 블루스, 컨트리에서 펑크(Funk)와 록에 이르기까지 경이로운 음악적 스펙트럼을 체화했던 독보적인 보컬 그룹입니다. 장르의 편견을 깨부수는 폭넓은 소화력과 완벽한 성악적 조화로 아프리칸 아메리칸 아티스트의 예술적 지평을 넓히며 팝 음악사에 불멸의 족적을 새겼습니다.</w:t>
+      </w:r>
+    </w:p>
+    <w:p>
+      <w:pPr>
+        <w:spacing w:line="324" w:lineRule="auto" w:before="200" w:after="80"/>
+      </w:pPr>
+      <w:r>
+        <w:rPr w:rFonts="맑은 고딕">
+          <w:rFonts w:ascii="맑은 고딕" w:hAnsi="맑은 고딕" w:eastAsia="맑은 고딕"/>
+          <w:b/>
+          <w:color w:val="1E3A8A"/>
+          <w:sz w:val="24"/>
+        </w:rPr>
+        <w:t>3. 음반 상세 분석</w:t>
+      </w:r>
+    </w:p>
+    <w:p>
+      <w:pPr>
+        <w:spacing w:line="324" w:lineRule="auto" w:after="80"/>
+      </w:pPr>
+      <w:r>
+        <w:rPr w:rFonts="맑은 고딕">
+          <w:rFonts w:ascii="맑은 고딕" w:hAnsi="맑은 고딕" w:eastAsia="맑은 고딕"/>
+          <w:b w:val="0"/>
+          <w:color w:val="6B7280"/>
+          <w:sz w:val="21"/>
+        </w:rPr>
+        <w:t xml:space="preserve">· </w:t>
+      </w:r>
+      <w:r>
+        <w:rPr w:rFonts="맑은 고딕">
+          <w:rFonts w:ascii="맑은 고딕" w:hAnsi="맑은 고딕" w:eastAsia="맑은 고딕"/>
+          <w:b/>
+          <w:color w:val="1F2937"/>
+          <w:sz w:val="21"/>
+        </w:rPr>
+        <w:t xml:space="preserve">역사적 위치: </w:t>
+      </w:r>
+      <w:r>
+        <w:rPr w:rFonts="맑은 고딕">
+          <w:rFonts w:ascii="맑은 고딕" w:hAnsi="맑은 고딕" w:eastAsia="맑은 고딕"/>
+          <w:b w:val="0"/>
+          <w:sz w:val="21"/>
+        </w:rPr>
+        <w:t>[Energy]는 포인터 시스터즈의 커리어에서 단순한 스타일 변화를 넘어 정체성을 완벽하게 재정의한 이정표적 앨범입니다. 블루아이드 소울과 하드 록, 흑인 특유의 탄력 넘치는 그루브를 결합한 이 작품은, 훗날 80년대 전자 신스팝 시대로 직행하기 전 가장 유기적이고 농밀한 아날로그 밴드 사운드의 정점을 보여준 걸작으로 평가받습니다.</w:t>
+      </w:r>
+    </w:p>
+    <w:p>
+      <w:pPr>
+        <w:spacing w:line="324" w:lineRule="auto" w:after="80"/>
+      </w:pPr>
+      <w:r>
+        <w:rPr w:rFonts="맑은 고딕">
+          <w:rFonts w:ascii="맑은 고딕" w:hAnsi="맑은 고딕" w:eastAsia="맑은 고딕"/>
+          <w:b w:val="0"/>
+          <w:color w:val="6B7280"/>
+          <w:sz w:val="21"/>
+        </w:rPr>
+        <w:t xml:space="preserve">· </w:t>
+      </w:r>
+      <w:r>
+        <w:rPr w:rFonts="맑은 고딕">
+          <w:rFonts w:ascii="맑은 고딕" w:hAnsi="맑은 고딕" w:eastAsia="맑은 고딕"/>
+          <w:b/>
+          <w:color w:val="1F2937"/>
+          <w:sz w:val="21"/>
+        </w:rPr>
+        <w:t xml:space="preserve">시대의 흔적(스토리텔링): </w:t>
+      </w:r>
+      <w:r>
+        <w:rPr w:rFonts="맑은 고딕">
+          <w:rFonts w:ascii="맑은 고딕" w:hAnsi="맑은 고딕" w:eastAsia="맑은 고딕"/>
+          <w:b w:val="0"/>
+          <w:sz w:val="21"/>
+        </w:rPr>
+        <w:t>1970년대 후반 화려한 디스코 열풍과 거친 록 음악의 반항심이 엇갈리던 과도기, 방황하던 당대 젊은이들에게 이 음반은 세련된 도시적 낭만과 깊은 서정적 위로를 동시에 건넸습니다. 자매들의 목소리에 깃든 긴장감과 열정은 당시 네온사인 물든 밤거리에서 사랑과 자유를 갈망하던 청춘들의 고독한 심장을 뜨겁게 적셔주었습니다.</w:t>
+      </w:r>
+    </w:p>
+    <w:p>
+      <w:pPr>
+        <w:spacing w:line="324" w:lineRule="auto" w:before="200" w:after="80"/>
+      </w:pPr>
+      <w:r>
+        <w:rPr w:rFonts="맑은 고딕">
+          <w:rFonts w:ascii="맑은 고딕" w:hAnsi="맑은 고딕" w:eastAsia="맑은 고딕"/>
+          <w:b/>
+          <w:color w:val="1E3A8A"/>
+          <w:sz w:val="24"/>
+        </w:rPr>
+        <w:t>4. 주요 수록곡 및 감상 제언</w:t>
+      </w:r>
+    </w:p>
+    <w:p>
+      <w:pPr>
+        <w:spacing w:line="324" w:lineRule="auto" w:after="80"/>
+      </w:pPr>
+      <w:r>
+        <w:rPr w:rFonts="맑은 고딕">
+          <w:rFonts w:ascii="맑은 고딕" w:hAnsi="맑은 고딕" w:eastAsia="맑은 고딕"/>
+          <w:b w:val="0"/>
+          <w:color w:val="6B7280"/>
+          <w:sz w:val="21"/>
+        </w:rPr>
+        <w:t xml:space="preserve">· </w:t>
+      </w:r>
+      <w:r>
+        <w:rPr w:rFonts="맑은 고딕">
+          <w:rFonts w:ascii="맑은 고딕" w:hAnsi="맑은 고딕" w:eastAsia="맑은 고딕"/>
+          <w:b/>
+          <w:color w:val="1F2937"/>
+          <w:sz w:val="21"/>
+        </w:rPr>
+        <w:t xml:space="preserve">주요 수록곡 특징: </w:t>
+      </w:r>
+      <w:r>
+        <w:rPr w:rFonts="맑은 고딕">
+          <w:rFonts w:ascii="맑은 고딕" w:hAnsi="맑은 고딕" w:eastAsia="맑은 고딕"/>
+          <w:b w:val="0"/>
+          <w:sz w:val="21"/>
+        </w:rPr>
+      </w:r>
+    </w:p>
+    <w:p>
+      <w:pPr>
+        <w:spacing w:line="324" w:lineRule="auto" w:after="80"/>
+      </w:pPr>
+      <w:r>
+        <w:rPr w:rFonts="맑은 고딕">
+          <w:rFonts w:ascii="맑은 고딕" w:hAnsi="맑은 고딕" w:eastAsia="맑은 고딕"/>
+          <w:b w:val="0"/>
+          <w:color w:val="6B7280"/>
+          <w:sz w:val="21"/>
+        </w:rPr>
+        <w:t xml:space="preserve">· </w:t>
+      </w:r>
+      <w:r>
+        <w:rPr w:rFonts="맑은 고딕">
+          <w:rFonts w:ascii="맑은 고딕" w:hAnsi="맑은 고딕" w:eastAsia="맑은 고딕"/>
+          <w:b/>
+          <w:color w:val="1F2937"/>
+          <w:sz w:val="21"/>
+        </w:rPr>
+        <w:t xml:space="preserve">'Fire': </w:t>
+      </w:r>
+      <w:r>
+        <w:rPr w:rFonts="맑은 고딕">
+          <w:rFonts w:ascii="맑은 고딕" w:hAnsi="맑은 고딕" w:eastAsia="맑은 고딕"/>
+          <w:b w:val="0"/>
+          <w:sz w:val="21"/>
+        </w:rPr>
+        <w:t>브루스 스프링스틴의 원곡을 특유의 끈적하면서도 절제된 소울풀 보컬과 슬로우 템포의 그루브로 승화시켜 관능의 극치를 보여주는 역사적 명곡.</w:t>
+      </w:r>
+    </w:p>
+    <w:p>
+      <w:pPr>
+        <w:spacing w:line="324" w:lineRule="auto" w:after="80"/>
+      </w:pPr>
+      <w:r>
+        <w:rPr w:rFonts="맑은 고딕">
+          <w:rFonts w:ascii="맑은 고딕" w:hAnsi="맑은 고딕" w:eastAsia="맑은 고딕"/>
+          <w:b w:val="0"/>
+          <w:color w:val="6B7280"/>
+          <w:sz w:val="21"/>
+        </w:rPr>
+        <w:t xml:space="preserve">· </w:t>
+      </w:r>
+      <w:r>
+        <w:rPr w:rFonts="맑은 고딕">
+          <w:rFonts w:ascii="맑은 고딕" w:hAnsi="맑은 고딕" w:eastAsia="맑은 고딕"/>
+          <w:b/>
+          <w:color w:val="1F2937"/>
+          <w:sz w:val="21"/>
+        </w:rPr>
+        <w:t xml:space="preserve">'Happiness': </w:t>
+      </w:r>
+      <w:r>
+        <w:rPr w:rFonts="맑은 고딕">
+          <w:rFonts w:ascii="맑은 고딕" w:hAnsi="맑은 고딕" w:eastAsia="맑은 고딕"/>
+          <w:b w:val="0"/>
+          <w:sz w:val="21"/>
+        </w:rPr>
+        <w:t>뉴올리언스 소울의 거장 앨런 투산(Allen Toussaint)의 작품으로, 벅차오르는 에너지와 자매들의 환상적인 보컬 앙상블이 빛나는 트랙.</w:t>
+      </w:r>
+    </w:p>
+    <w:p>
+      <w:pPr>
+        <w:spacing w:line="324" w:lineRule="auto" w:after="80"/>
+      </w:pPr>
+      <w:r>
+        <w:rPr w:rFonts="맑은 고딕">
+          <w:rFonts w:ascii="맑은 고딕" w:hAnsi="맑은 고딕" w:eastAsia="맑은 고딕"/>
+          <w:b w:val="0"/>
+          <w:color w:val="6B7280"/>
+          <w:sz w:val="21"/>
+        </w:rPr>
+        <w:t xml:space="preserve">· </w:t>
+      </w:r>
+      <w:r>
+        <w:rPr w:rFonts="맑은 고딕">
+          <w:rFonts w:ascii="맑은 고딕" w:hAnsi="맑은 고딕" w:eastAsia="맑은 고딕"/>
+          <w:b/>
+          <w:color w:val="1F2937"/>
+          <w:sz w:val="21"/>
+        </w:rPr>
+        <w:t xml:space="preserve">'Dirty Work': </w:t>
+      </w:r>
+      <w:r>
+        <w:rPr w:rFonts="맑은 고딕">
+          <w:rFonts w:ascii="맑은 고딕" w:hAnsi="맑은 고딕" w:eastAsia="맑은 고딕"/>
+          <w:b w:val="0"/>
+          <w:sz w:val="21"/>
+        </w:rPr>
+        <w:t>록 밴드 스틸리 댄(Steely Dan)의 세련된 넘버를 깊고 우아한 소울 감성으로 재해석하여 지적인 서정미를 극대화한 명연.</w:t>
+      </w:r>
+    </w:p>
+    <w:p>
+      <w:pPr>
+        <w:spacing w:line="324" w:lineRule="auto" w:after="80"/>
+      </w:pPr>
+      <w:r>
+        <w:rPr w:rFonts="맑은 고딕">
+          <w:rFonts w:ascii="맑은 고딕" w:hAnsi="맑은 고딕" w:eastAsia="맑은 고딕"/>
+          <w:b w:val="0"/>
+          <w:color w:val="6B7280"/>
+          <w:sz w:val="21"/>
+        </w:rPr>
+        <w:t xml:space="preserve">· </w:t>
+      </w:r>
+      <w:r>
+        <w:rPr w:rFonts="맑은 고딕">
+          <w:rFonts w:ascii="맑은 고딕" w:hAnsi="맑은 고딕" w:eastAsia="맑은 고딕"/>
+          <w:b/>
+          <w:color w:val="1F2937"/>
+          <w:sz w:val="21"/>
+        </w:rPr>
+        <w:t xml:space="preserve">빈티지 감상 제언: </w:t>
+      </w:r>
+      <w:r>
+        <w:rPr w:rFonts="맑은 고딕">
+          <w:rFonts w:ascii="맑은 고딕" w:hAnsi="맑은 고딕" w:eastAsia="맑은 고딕"/>
+          <w:b w:val="0"/>
+          <w:sz w:val="21"/>
+        </w:rPr>
+        <w:t>진공관 앰프에 은은한 불빛이 감돌고 턴테이블의 바늘이 바이닐의 소리골을 짚을 때, 리처드 페리 특유의 입체적인 공간감과 어쿠스틱 베이스의 묵직한 파동이 방 안을 가득 채웁니다. 세 자매의 각기 다른 음색이 한데 엉기며 피어오르는 풍성한 중음역의 질감은 오직 잘 프레싱된 빈티지 LP와 아날로그 오디오 시스템을 통해서만 오롯이 만끽할 수 있는 호사입니다.</w:t>
+      </w:r>
+    </w:p>
+    <w:p>
+      <w:pPr>
+        <w:spacing w:line="324" w:lineRule="auto" w:after="80"/>
+      </w:pPr>
+      <w:r>
+        <w:rPr w:rFonts="맑은 고딕">
+          <w:rFonts w:ascii="맑은 고딕" w:hAnsi="맑은 고딕" w:eastAsia="맑은 고딕"/>
+          <w:b w:val="0"/>
+          <w:color w:val="6B7280"/>
+          <w:sz w:val="21"/>
+        </w:rPr>
+        <w:t xml:space="preserve">· </w:t>
+      </w:r>
+      <w:r>
+        <w:rPr w:rFonts="맑은 고딕">
+          <w:rFonts w:ascii="맑은 고딕" w:hAnsi="맑은 고딕" w:eastAsia="맑은 고딕"/>
+          <w:b/>
+          <w:color w:val="1F2937"/>
+          <w:sz w:val="21"/>
+        </w:rPr>
+        <w:t xml:space="preserve">소장 가치: </w:t>
+      </w:r>
+      <w:r>
+        <w:rPr w:rFonts="맑은 고딕">
+          <w:rFonts w:ascii="맑은 고딕" w:hAnsi="맑은 고딕" w:eastAsia="맑은 고딕"/>
+          <w:b w:val="0"/>
+          <w:sz w:val="21"/>
+        </w:rPr>
+        <w:t>'플래닛 레코즈'의 찬란한 서막을 알린 첫 번째 카탈로그이자 세 자매 체제의 화려한 부활을 선언한 상징적 명반입니다. 70년대 후반 아날로그 스튜디오 레코딩 미학의 정수와 포인터 시스터즈의 최전성기 가창력이 오롯이 박제된 LP로서, 정통 팝·소울 컬렉터라면 반드시 청음실의 중심에 소장해야 할 가치를 지닙니다.</w:t>
+      </w:r>
+    </w:p>
+    <w:p>
+      <w:pPr>
+        <w:spacing w:line="324" w:lineRule="auto" w:after="120" w:before="160"/>
+      </w:pPr>
+      <w:r>
+        <w:rPr w:rFonts="맑은 고딕">
+          <w:rFonts w:ascii="맑은 고딕" w:hAnsi="맑은 고딕" w:eastAsia="맑은 고딕"/>
+          <w:b/>
+          <w:color w:val="4338CA"/>
+          <w:sz w:val="21"/>
+        </w:rPr>
+        <w:t>이 음반을 통해 아날로그 LP만이 간직한 따스한 그루브와 세 자매의 찬란한 하모니가 전해주는 감동을 다시 한번 경험해 보시는 것은 어떨까요?</w:t>
       </w:r>
     </w:p>
     <w:sectPr>
       <w:pgSz w:w="12240" w:h="15840"/>
-      <w:pgMar w:top="1440" w:right="1440" w:bottom="1440" w:left="1440" w:header="720" w:footer="720" w:gutter="0"/>
+      <w:pgMar w:top="1152" w:right="1296" w:bottom="1152" w:left="1296" w:header="720" w:footer="720" w:gutter="0"/>
       <w:cols w:space="720"/>
       <w:docGrid w:linePitch="360"/>
     </w:sectPr>

--- a/word_reports/LP_0280_위치_430_Pointer Sisters_Energy.docx
+++ b/word_reports/LP_0280_위치_430_Pointer Sisters_Energy.docx
@@ -32,7 +32,7 @@
     </w:p>
     <w:p>
       <w:pPr>
-        <w:spacing w:line="324" w:lineRule="auto" w:before="80" w:after="160"/>
+        <w:spacing w:line="324" w:lineRule="auto" w:before="80" w:after="120"/>
       </w:pPr>
       <w:r>
         <w:rPr w:rFonts="맑은 고딕">
@@ -42,13 +42,6 @@
           <w:sz w:val="22"/>
         </w:rPr>
         <w:t xml:space="preserve">[음반 소개] </w:t>
-      </w:r>
-      <w:r>
-        <w:rPr w:rFonts="맑은 고딕">
-          <w:rFonts w:ascii="맑은 고딕" w:hAnsi="맑은 고딕" w:eastAsia="맑은 고딕"/>
-          <w:b w:val="0"/>
-          <w:sz w:val="21"/>
-        </w:rPr>
       </w:r>
     </w:p>
     <w:p>
@@ -61,7 +54,33 @@
           <w:b w:val="0"/>
           <w:sz w:val="21"/>
         </w:rPr>
-        <w:t>1978년, 포인터 시스터즈가 명프로듀서 리처드 페리와 손을 잡고 빚어낸 [Energy]는 이들의 찬란한 음악 여정에서 가장 눈부신 변곡점을 기록한 명반입니다. 초기 재즈와 노스탤직 소울의 그늘을 벗어나 팝과 록의 세련된 어법을 수혈받은 이 앨범은, 세 자매가 토해내는 매혹적인 하모니를 통해 흑인 여성 보컬 그룹의 새로운 지평을 열어젖혔습니다. 브루스 스프링스틴의 숨결을 관능과 열정으로 재해석한 'Fire'를 필두로, 앨범 전체를 관통하는 유려한 그루브와 서정성은 반세기가 흐른 지금도 턴테이블 위에서 바래지 않는 황홀한 온기를 뿜어냅니다.</w:t>
+        <w:t>1978년, 포인터 시스터즈(Pointer Sisters)는 팀 결성 이래 가장 중대한 예술적 기로에 서 있었습니다. 막내 보니 포인터의 탈퇴로 4인조에서 3인조(루스, 아니타, 준)로 재편된 자매들은, 당대 최고의 명 프로듀서이자 감각적인 사운드 메이커였던 리처드 페리(Richard Perry)와의 운명적인 만남을 통해 새로운 도약을 준비합니다. 그 찬란한 결실로 탄생한 앨범 《Energy》는 단순한 멤버 구성의 변화를 넘어, 음악적 정체성을 근본적으로 재정의하며 흑인 여성 보컬 그룹의 지평을 활짝 넓혀놓은 대중음악사의 빛나는 이정표가 되었습니다.</w:t>
+      </w:r>
+    </w:p>
+    <w:p>
+      <w:pPr>
+        <w:spacing w:line="324" w:lineRule="auto" w:after="120"/>
+      </w:pPr>
+      <w:r>
+        <w:rPr w:rFonts="맑은 고딕">
+          <w:rFonts w:ascii="맑은 고딕" w:hAnsi="맑은 고딕" w:eastAsia="맑은 고딕"/>
+          <w:b w:val="0"/>
+          <w:sz w:val="21"/>
+        </w:rPr>
+        <w:t>과거 1940년대 재즈의 노스탤지어와 가스펠, 훵크, 심지어 백인 고유의 영역으로 여겨졌던 컨트리 음악까지 유연하게 넘나들던 그녀들의 독보적인 하모니는, 이 앨범에 이르러 동시대의 세련된 록(Rock)과 어덜트 컨템포러리 팝의 비트 위로 완벽하게 녹아듭니다. 특히 브루스 스프링스틴의 미발매 데모에 생명력을 불어넣어 탄생시킨 불멸의 명곡 'Fire'는 절제된 관능과 드라마틱한 긴장감으로 전 세계를 매료시켰습니다. 이는 흑인 여성 아티스트들이 록 음악의 문맥을 얼마나 우아하고 지적이게 재해석할 수 있는지를 웅변한 일대 사건이자, 장르와 인종의 벽을 허문 찬연한 선언문이었습니다.</w:t>
+      </w:r>
+    </w:p>
+    <w:p>
+      <w:pPr>
+        <w:spacing w:line="324" w:lineRule="auto" w:after="120"/>
+      </w:pPr>
+      <w:r>
+        <w:rPr w:rFonts="맑은 고딕">
+          <w:rFonts w:ascii="맑은 고딕" w:hAnsi="맑은 고딕" w:eastAsia="맑은 고딕"/>
+          <w:b w:val="0"/>
+          <w:sz w:val="21"/>
+        </w:rPr>
+        <w:t>음악이란 삶의 질곡을 위로하고 내면의 뜨거운 활력을 길어 올리는 숭고한 여정이라는 자매들의 예술적 철학은, 앨범 전편에 깃든 유려하고도 팽팽한 보컬 앙상블 속에 고스란히 각인되어 있습니다. 정교하게 조율된 아날로그 악기들의 온기와 세 자매의 서로 다른 음색이 맞물려 빚어내는 농밀한 사운드는 반세기에 가까운 세월이 흐른 오늘날에도 결코 빛바래지 않습니다. LP의 소릿골을 타고 잔잔히 피어오르는 이 앨범의 멜로디는, 찬란했던 70년대 후반의 낭만과 함께 우리의 메마른 감성을 촉촉하게 적시는 깊은 서정적 울림으로 다가옵니다.</w:t>
       </w:r>
     </w:p>
     <w:p>
@@ -168,7 +187,7 @@
           <w:b w:val="0"/>
           <w:sz w:val="21"/>
         </w:rPr>
-        <w:t>1978년 11월, 명프로듀서 리처드 페리가 설립한 신흥 명문 레이블 '플래닛 레코즈(Planet Records)'의 첫 번째 공식 발매작으로 세상에 공개되었습니다. 4인조에서 보니 포인터가 솔로 독립한 후, 아니타, 루스, 준 3인조로 재편된 자매들이 정통 흑인 음악에서 록과 컨템포러리 팝 사운드로의 과감한 음악적 변신을 선언한 역사적 앨범입니다.</w:t>
+        <w:t>1978년 11월, 명 프로듀서 리처드 페리가 설립한 신흥 레이블 '플래닛 레코즈(Planet Records)'의 기념비적인 창립 첫 번째 음반으로 발매되었으며, 3인조로 축약된 자매들의 파격적인 장르 변신을 알린 역사적 앨범입니다.</w:t>
       </w:r>
     </w:p>
     <w:p>
@@ -199,7 +218,7 @@
           <w:b w:val="0"/>
           <w:sz w:val="21"/>
         </w:rPr>
-        <w:t>빌보드 200 앨범 차트 13위, R&amp;B 앨범 차트 9위에 오르며 미국 음반산업협회(RIAA)로부터 50만 장 이상의 판매고를 인정받아 골드(Gold) 디스크를 획득했습니다. 특히 싱글 'Fire'는 빌보드 핫 100 차트 2위까지 치솟으며 밀리언셀러를 기록, 전 세계적인 히트를 기록했습니다.</w:t>
+        <w:t>빌보드 200 앨범 차트 13위, R&amp;B 앨범 차트 9위를 기록하고 미국 음반 산업 협회(RIAA) 골드(50만 장 이상) 인증을 획득하며 상업성과 예술성을 동시에 거머쥐었습니다.</w:t>
       </w:r>
     </w:p>
     <w:p>
@@ -230,7 +249,7 @@
           <w:b w:val="0"/>
           <w:sz w:val="21"/>
         </w:rPr>
-        <w:t>팝과 록, R&amp;B의 경계를 허문 혁신적 사운드로 평단의 일치된 극찬을 받았으며, 브루스 스프링스틴, 스틸리 댄, 앨런 투산 등의 명곡을 독창적으로 소화해 냄으로써 이듬해 그래미 어워드 노미네이트와 더불어 80년대 메가 팝스타로 발돋움하는 결정적 발판이 되었습니다.</w:t>
+        <w:t>리드 싱글 'Fire'가 빌보드 핫 100 차트 2위까지 치솟으며 밀리언셀러를 기록하였고, 그래미 어워드를 비롯한 당대 유수의 음악 매체들로부터 팝과 록, 소울의 경계를 가장 창의적으로 허문 걸작이라는 격찬을 받았습니다.</w:t>
       </w:r>
     </w:p>
     <w:p>
@@ -306,7 +325,7 @@
           <w:b w:val="0"/>
           <w:sz w:val="21"/>
         </w:rPr>
-        <w:t>1969년 결성 (준 포인터: 1953~2006 / 아니타 포인터: 1948~2022 / 보니 포인터: 1950~2020)</w:t>
+        <w:t>1969년 결성</w:t>
       </w:r>
     </w:p>
     <w:p>
@@ -337,7 +356,7 @@
           <w:b w:val="0"/>
           <w:sz w:val="21"/>
         </w:rPr>
-        <w:t>보컬 그룹 (포인터 시스터즈)</w:t>
+        <w:t>3인조 보컬 그룹 (루스 포인터, 아니타 포인터, 준 포인터)</w:t>
       </w:r>
     </w:p>
     <w:p>
@@ -368,7 +387,7 @@
           <w:b w:val="0"/>
           <w:sz w:val="21"/>
         </w:rPr>
-        <w:t>캘리포니아 오클랜드 출신의 친자매들로 구성된 포인터 시스터즈는 재즈 스캣과 델타 블루스, 컨트리에서 펑크(Funk)와 록에 이르기까지 경이로운 음악적 스펙트럼을 체화했던 독보적인 보컬 그룹입니다. 장르의 편견을 깨부수는 폭넓은 소화력과 완벽한 성악적 조화로 아프리칸 아메리칸 아티스트의 예술적 지평을 넓히며 팝 음악사에 불멸의 족적을 새겼습니다.</w:t>
+        <w:t>가스펠의 순수한 영혼을 자양분 삼아 출발하여 재즈, 블루스, 컨트리, 훵크, 록에 이르기까지 20세기 미국 대중음악의 모든 지층을 포용한 전설적인 자매 보컬 그룹입니다. 자매들 특유의 완벽한 호흡과 개성 넘치는 보컬 하모니를 앞세워 70~80년대 팝 음악계의 정상을 지킨 불멸의 아이콘입니다.</w:t>
       </w:r>
     </w:p>
     <w:p>
@@ -413,7 +432,7 @@
           <w:b w:val="0"/>
           <w:sz w:val="21"/>
         </w:rPr>
-        <w:t>[Energy]는 포인터 시스터즈의 커리어에서 단순한 스타일 변화를 넘어 정체성을 완벽하게 재정의한 이정표적 앨범입니다. 블루아이드 소울과 하드 록, 흑인 특유의 탄력 넘치는 그루브를 결합한 이 작품은, 훗날 80년대 전자 신스팝 시대로 직행하기 전 가장 유기적이고 농밀한 아날로그 밴드 사운드의 정점을 보여준 걸작으로 평가받습니다.</w:t>
+        <w:t>모타운 식의 정형화된 걸그룹 사운드에서 과감히 벗어나, 동시대 소프트 록과 팝 음악의 방법론을 주체적으로 수용한 크로스오버의 정점입니다. 이후 80년대 전성기로 이어지는 '일렉트로 팝/신스 팝' 시대의 문을 연 징검다리이자 포인터 시스터즈의 음악적 르네상스를 알린 결정적 작품입니다.</w:t>
       </w:r>
     </w:p>
     <w:p>
@@ -444,7 +463,7 @@
           <w:b w:val="0"/>
           <w:sz w:val="21"/>
         </w:rPr>
-        <w:t>1970년대 후반 화려한 디스코 열풍과 거친 록 음악의 반항심이 엇갈리던 과도기, 방황하던 당대 젊은이들에게 이 음반은 세련된 도시적 낭만과 깊은 서정적 위로를 동시에 건넸습니다. 자매들의 목소리에 깃든 긴장감과 열정은 당시 네온사인 물든 밤거리에서 사랑과 자유를 갈망하던 청춘들의 고독한 심장을 뜨겁게 적셔주었습니다.</w:t>
+        <w:t>디스코 열풍이 전 세계를 뒤흔들던 1978년의 황혼 무렵, 기계적인 전자 비트 대신 정통 록과 소울의 어쿠스틱한 온기를 갈망하던 청춘들에게 깊은 감정적 안식처를 제공하였습니다. 도회적인 밤거리의 쓸쓸함과 낭만을 수놓았던 라디오 전파를 타고, 그 시절 청춘들의 사랑과 고뇌를 대변해 주던 시대의 배경음악이었습니다.</w:t>
       </w:r>
     </w:p>
     <w:p>
@@ -489,99 +508,7 @@
           <w:b w:val="0"/>
           <w:sz w:val="21"/>
         </w:rPr>
-      </w:r>
-    </w:p>
-    <w:p>
-      <w:pPr>
-        <w:spacing w:line="324" w:lineRule="auto" w:after="80"/>
-      </w:pPr>
-      <w:r>
-        <w:rPr w:rFonts="맑은 고딕">
-          <w:rFonts w:ascii="맑은 고딕" w:hAnsi="맑은 고딕" w:eastAsia="맑은 고딕"/>
-          <w:b w:val="0"/>
-          <w:color w:val="6B7280"/>
-          <w:sz w:val="21"/>
-        </w:rPr>
-        <w:t xml:space="preserve">· </w:t>
-      </w:r>
-      <w:r>
-        <w:rPr w:rFonts="맑은 고딕">
-          <w:rFonts w:ascii="맑은 고딕" w:hAnsi="맑은 고딕" w:eastAsia="맑은 고딕"/>
-          <w:b/>
-          <w:color w:val="1F2937"/>
-          <w:sz w:val="21"/>
-        </w:rPr>
-        <w:t xml:space="preserve">'Fire': </w:t>
-      </w:r>
-      <w:r>
-        <w:rPr w:rFonts="맑은 고딕">
-          <w:rFonts w:ascii="맑은 고딕" w:hAnsi="맑은 고딕" w:eastAsia="맑은 고딕"/>
-          <w:b w:val="0"/>
-          <w:sz w:val="21"/>
-        </w:rPr>
-        <w:t>브루스 스프링스틴의 원곡을 특유의 끈적하면서도 절제된 소울풀 보컬과 슬로우 템포의 그루브로 승화시켜 관능의 극치를 보여주는 역사적 명곡.</w:t>
-      </w:r>
-    </w:p>
-    <w:p>
-      <w:pPr>
-        <w:spacing w:line="324" w:lineRule="auto" w:after="80"/>
-      </w:pPr>
-      <w:r>
-        <w:rPr w:rFonts="맑은 고딕">
-          <w:rFonts w:ascii="맑은 고딕" w:hAnsi="맑은 고딕" w:eastAsia="맑은 고딕"/>
-          <w:b w:val="0"/>
-          <w:color w:val="6B7280"/>
-          <w:sz w:val="21"/>
-        </w:rPr>
-        <w:t xml:space="preserve">· </w:t>
-      </w:r>
-      <w:r>
-        <w:rPr w:rFonts="맑은 고딕">
-          <w:rFonts w:ascii="맑은 고딕" w:hAnsi="맑은 고딕" w:eastAsia="맑은 고딕"/>
-          <w:b/>
-          <w:color w:val="1F2937"/>
-          <w:sz w:val="21"/>
-        </w:rPr>
-        <w:t xml:space="preserve">'Happiness': </w:t>
-      </w:r>
-      <w:r>
-        <w:rPr w:rFonts="맑은 고딕">
-          <w:rFonts w:ascii="맑은 고딕" w:hAnsi="맑은 고딕" w:eastAsia="맑은 고딕"/>
-          <w:b w:val="0"/>
-          <w:sz w:val="21"/>
-        </w:rPr>
-        <w:t>뉴올리언스 소울의 거장 앨런 투산(Allen Toussaint)의 작품으로, 벅차오르는 에너지와 자매들의 환상적인 보컬 앙상블이 빛나는 트랙.</w:t>
-      </w:r>
-    </w:p>
-    <w:p>
-      <w:pPr>
-        <w:spacing w:line="324" w:lineRule="auto" w:after="80"/>
-      </w:pPr>
-      <w:r>
-        <w:rPr w:rFonts="맑은 고딕">
-          <w:rFonts w:ascii="맑은 고딕" w:hAnsi="맑은 고딕" w:eastAsia="맑은 고딕"/>
-          <w:b w:val="0"/>
-          <w:color w:val="6B7280"/>
-          <w:sz w:val="21"/>
-        </w:rPr>
-        <w:t xml:space="preserve">· </w:t>
-      </w:r>
-      <w:r>
-        <w:rPr w:rFonts="맑은 고딕">
-          <w:rFonts w:ascii="맑은 고딕" w:hAnsi="맑은 고딕" w:eastAsia="맑은 고딕"/>
-          <w:b/>
-          <w:color w:val="1F2937"/>
-          <w:sz w:val="21"/>
-        </w:rPr>
-        <w:t xml:space="preserve">'Dirty Work': </w:t>
-      </w:r>
-      <w:r>
-        <w:rPr w:rFonts="맑은 고딕">
-          <w:rFonts w:ascii="맑은 고딕" w:hAnsi="맑은 고딕" w:eastAsia="맑은 고딕"/>
-          <w:b w:val="0"/>
-          <w:sz w:val="21"/>
-        </w:rPr>
-        <w:t>록 밴드 스틸리 댄(Steely Dan)의 세련된 넘버를 깊고 우아한 소울 감성으로 재해석하여 지적인 서정미를 극대화한 명연.</w:t>
+        <w:t>브루스 스프링스틴의 거친 원곡을 섬세하고 우아한 소울 발라드로 탈바꿈시킨 불후의 명곡 'Fire', 앨런 투산(Allen Toussaint)의 곡으로 경쾌한 리듬감과 자매들의 유쾌한 에너지가 돋보이는 'Happiness', 스틸리 댄(Steely Dan)의 복잡다단한 명곡을 풍부한 화성으로 재해석한 'Dirty Work' 등 수록곡 하나하나가 뛰어난 서정성과 밀도를 자랑합니다.</w:t>
       </w:r>
     </w:p>
     <w:p>
@@ -612,7 +539,7 @@
           <w:b w:val="0"/>
           <w:sz w:val="21"/>
         </w:rPr>
-        <w:t>진공관 앰프에 은은한 불빛이 감돌고 턴테이블의 바늘이 바이닐의 소리골을 짚을 때, 리처드 페리 특유의 입체적인 공간감과 어쿠스틱 베이스의 묵직한 파동이 방 안을 가득 채웁니다. 세 자매의 각기 다른 음색이 한데 엉기며 피어오르는 풍성한 중음역의 질감은 오직 잘 프레싱된 빈티지 LP와 아날로그 오디오 시스템을 통해서만 오롯이 만끽할 수 있는 호사입니다.</w:t>
+        <w:t>리처드 페리 특유의 정갈하고 공간감 넘치는 아날로그 프로덕션이 돋보이므로, 진공관 앰프를 통해 재생할 때 각 성부의 보컬 텍스처와 베이스의 묵직한 텐션이 극대화됩니다. 카트리지가 그루브를 긁으며 피어오르는 미세한 배음과 잔향을 통해 아날로그 황금기 사운드의 진수를 만끽하시길 권합니다.</w:t>
       </w:r>
     </w:p>
     <w:p>
@@ -643,7 +570,7 @@
           <w:b w:val="0"/>
           <w:sz w:val="21"/>
         </w:rPr>
-        <w:t>'플래닛 레코즈'의 찬란한 서막을 알린 첫 번째 카탈로그이자 세 자매 체제의 화려한 부활을 선언한 상징적 명반입니다. 70년대 후반 아날로그 스튜디오 레코딩 미학의 정수와 포인터 시스터즈의 최전성기 가창력이 오롯이 박제된 LP로서, 정통 팝·소울 컬렉터라면 반드시 청음실의 중심에 소장해야 할 가치를 지닙니다.</w:t>
+        <w:t>포인터 시스터즈의 기나긴 디스코그래피 중 가장 세련되고 완성도 높은 음악적 변신을 담아낸 음반이자, 플래닛 레코즈의 시작을 알린 초판 아날로그의 가치를 품고 있습니다. 팝과 소울, 록 애호가 모두의 바이닐 랙에서 당당히 한자리를 차지하기에 부족함이 없는 필청 컬렉션입니다.</w:t>
       </w:r>
     </w:p>
     <w:p>
@@ -657,7 +584,7 @@
           <w:color w:val="4338CA"/>
           <w:sz w:val="21"/>
         </w:rPr>
-        <w:t>이 음반을 통해 아날로그 LP만이 간직한 따스한 그루브와 세 자매의 찬란한 하모니가 전해주는 감동을 다시 한번 경험해 보시는 것은 어떨까요?</w:t>
+        <w:t>이 음반을 통해 격동의 70년대 끝자락에서 포인터 시스터즈가 피워 올린 가장 순수하고도 뜨거운 음악적 숨결이 전해주는 감동을 다시 한번 경험해 보시는 것은 어떨까요?</w:t>
       </w:r>
     </w:p>
     <w:sectPr>
